--- a/testakten/robotikrecht-roboterflotte-vellbruck-muenchen/15_marketingfolien_und_zweckbestimmung.docx
+++ b/testakten/robotikrecht-roboterflotte-vellbruck-muenchen/15_marketingfolien_und_zweckbestimmung.docx
@@ -37,7 +37,7 @@
         <w:jc w:val="left"/>
       </w:pPr>
       <w:r>
-        <w:t>Dieses Aktenstück betrifft Werbung, Autonomie, KI. Es ist nicht abschließend freigegeben. Die technische Seite spricht in Versionen, Tickets und Parametern; die rechtliche Seite muss daraus Rollen, Zweckbestimmung, Pflichtenkreis und Beweisrisiko bilden.</w:t>
+        <w:t>Dieser Vermerk vergleicht die Vertriebsaussagen zur LumaMove-Flotte mit der dokumentierten Zweckbestimmung. Die Diskrepanz wirkt auf Sicherheitserwartung, KI-VO-Einstufung und Behördenkommunikation.</w:t>
       </w:r>
     </w:p>
     <w:p>
@@ -56,13 +56,7 @@
         <w:pStyle w:val="ListBullet"/>
       </w:pPr>
       <w:r>
-        <w:rPr>
-          <w:b/>
-        </w:rPr>
-        <w:t>Werbung:</w:t>
-      </w:r>
-      <w:r>
-        <w:t xml:space="preserve"> Die Akte enthält hierzu widersprüchliche Hinweise. Für die rechtliche Bewertung muss geklärt werden, ob die Aussage aus Vertrag, Anleitung, Produktakte, Marketing, Logdaten oder nachträglicher Krisenkommunikation stammt.</w:t>
+        <w:t>Werbung: Die Folien stammen aus dem Vertrieb und wurden nicht durch QM oder Recht freigegeben; sie wurden auf zwei Messen und in Kundenpräsentationen verwendet.</w:t>
       </w:r>
     </w:p>
     <w:p>
@@ -70,13 +64,7 @@
         <w:pStyle w:val="ListBullet"/>
       </w:pPr>
       <w:r>
-        <w:rPr>
-          <w:b/>
-        </w:rPr>
-        <w:t>Autonomie:</w:t>
-      </w:r>
-      <w:r>
-        <w:t xml:space="preserve"> Die Akte enthält hierzu widersprüchliche Hinweise. Für die rechtliche Bewertung muss geklärt werden, ob die Aussage aus Vertrag, Anleitung, Produktakte, Marketing, Logdaten oder nachträglicher Krisenkommunikation stammt.</w:t>
+        <w:t>Autonomie: Die beworbene Vollautonomie widerspricht der Zweckbestimmung und erhöht die berechtigte Sicherheitserwartung der Nutzer; im Haftungsprozess wird die Gegenseite die Folien vorlegen.</w:t>
       </w:r>
     </w:p>
     <w:p>
@@ -84,13 +72,7 @@
         <w:pStyle w:val="ListBullet"/>
       </w:pPr>
       <w:r>
-        <w:rPr>
-          <w:b/>
-        </w:rPr>
-        <w:t>KI:</w:t>
-      </w:r>
-      <w:r>
-        <w:t xml:space="preserve"> Die Akte enthält hierzu widersprüchliche Hinweise. Für die rechtliche Bewertung muss geklärt werden, ob die Aussage aus Vertrag, Anleitung, Produktakte, Marketing, Logdaten oder nachträglicher Krisenkommunikation stammt.</w:t>
+        <w:t>KI: Die Folien nennen selbstlernende Routenoptimierung; tatsächlich lernt das System nicht im Feld, sondern erhält zentrale Modellupdates.</w:t>
       </w:r>
     </w:p>
     <w:p>
@@ -98,13 +80,7 @@
         <w:pStyle w:val="ListBullet"/>
       </w:pPr>
       <w:r>
-        <w:rPr>
-          <w:b/>
-        </w:rPr>
-        <w:t>Sicherheit:</w:t>
-      </w:r>
-      <w:r>
-        <w:t xml:space="preserve"> Die Akte enthält hierzu widersprüchliche Hinweise. Für die rechtliche Bewertung muss geklärt werden, ob die Aussage aus Vertrag, Anleitung, Produktakte, Marketing, Logdaten oder nachträglicher Krisenkommunikation stammt.</w:t>
+        <w:t>Sicherheit: Eine Folie zeigt Mischverkehr ohne Sicherheitsabstand mit der Bildunterschrift, das System weiche Menschen immer aus.</w:t>
       </w:r>
     </w:p>
     <w:p>
@@ -123,7 +99,7 @@
         <w:jc w:val="left"/>
       </w:pPr>
       <w:r>
-        <w:t>Die Unterlage ist bewusst nicht glatt: Vertrieb, Technik, Datenschutz, Qualitätssicherung und Geschäftsführung verwenden nicht immer dieselben Produktnamen. Gerade daraus entsteht das juristische Problem, weil Zweckbestimmung, tatsächliche Nutzung, Werbeaussage und Updatepraxis auseinanderlaufen.</w:t>
+        <w:t>Die Vertriebsfolien aus Q1 2026 bewerben eine vollautonome, selbstoptimierende Flotte ohne notwendige menschliche Überwachung; die technische Dokumentation beschreibt ein assistiertes Transportsystem mit Leitstandüberwachung und definierten Schutzfeldern.</w:t>
       </w:r>
     </w:p>
     <w:p>
@@ -131,23 +107,7 @@
         <w:jc w:val="left"/>
       </w:pPr>
       <w:r>
-        <w:t>Für die rechtliche Bewertung müssen die technischen Annahmen jeweils mit der Produktakte abgeglichen werden. Eine Risikobeurteilung, die nur den Laborzustand beschreibt, trägt den Pilotbetrieb im Lager oder im Pflegezimmer nicht automatisch.</w:t>
-      </w:r>
-    </w:p>
-    <w:p>
-      <w:pPr>
-        <w:jc w:val="left"/>
-      </w:pPr>
-      <w:r>
-        <w:t>Die Akte enthält mehrere Spuren, die sich gegenseitig widersprechen: Der Betreiber spricht von einem autonomen Flottensystem, die CE-Unterlage von einem assistierten Transportmittel, die Marketingfolien von lernender Umgebungserkennung und die Bedienungsanleitung von festen Sicherheitszonen.</w:t>
-      </w:r>
-    </w:p>
-    <w:p>
-      <w:pPr>
-        <w:jc w:val="left"/>
-      </w:pPr>
-      <w:r>
-        <w:t>Die Kanzlei soll keine finale technische Konformität bescheinigen, sondern entscheiden, welche Unterlagen fehlen, welche Sofortmaßnahmen nötig sind und welche Aussagen gegenüber Behörde, Kunden, Versicherer und Betroffenen vertretbar sind.</w:t>
+        <w:t>Der Betreiber beruft sich in der E-Mail vom 30.05.2026 sinngemäß auf die beworbene Autonomie, um die eigene Parameteränderung als zulässige Nutzung darzustellen.</w:t>
       </w:r>
     </w:p>
     <w:p>
@@ -166,10 +126,7 @@
         <w:pStyle w:val="Heading3"/>
       </w:pPr>
       <w:r>
-        <w:rPr>
-          <w:rFonts w:ascii="Times New Roman" w:hAnsi="Times New Roman"/>
-        </w:rPr>
-        <w:t>Punkt 1</w:t>
+        <w:t>Werbung</w:t>
       </w:r>
     </w:p>
     <w:p>
@@ -177,7 +134,15 @@
         <w:jc w:val="left"/>
       </w:pPr>
       <w:r>
-        <w:t>Im Gespräch mit Leonie Rottkamp, Bertram Kiendl und Jasper Rodenwald wurde deutlich, dass die Produktlinie nicht mit einer einzigen rechtlichen Schublade erfasst werden kann. Die Vellbruck Robotics GmbH liefert Hardware, Steuerungssoftware, Cloudfunktionen, Wartung und gelegentlich eine kundenspezifische Parametrisierung. Beim Betreiber Münchner Feinlogistik GmbH wurden Schutzfelder verändert, ohne dass klar ist, ob dies vom Admin-Panel gedeckt oder nur technisch möglich war. Der Pflegepilot im St.-Ludgerus-Klinikum München-Sendling verschärft die Lage, weil dort Sensorik, vulnerable Personen und medizinische Nähe zusammentreffen.</w:t>
+        <w:t>Alle im Umlauf befindlichen Fassungen werden eingezogen und durch eine freigegebene Version ersetzt; der Freigabeprozess läuft künftig über die Compliance-Gates aus Aktenstück 46.</w:t>
+      </w:r>
+    </w:p>
+    <w:p>
+      <w:pPr>
+        <w:pStyle w:val="Heading3"/>
+      </w:pPr>
+      <w:r>
+        <w:t>Autonomie</w:t>
       </w:r>
     </w:p>
     <w:p>
@@ -185,7 +150,7 @@
         <w:jc w:val="left"/>
       </w:pPr>
       <w:r>
-        <w:t>Für die anwaltliche Bearbeitung sollte zu diesem Punkt eine Belegspur angelegt werden: Dokument, Version, Datum, Verfasser, technische Quelle, rechtliche Relevanz und offene Rückfrage. Besonders gefährlich sind Formulierungen wie „selbstlernend“, „voll autonom“, „MDR-ready“, „sicher ohne Schutzzaun“ oder „keine personenbezogenen Daten“, wenn die technische Dokumentation das nicht trägt.</w:t>
+        <w:t>Die Verteidigungslinie erkennt die Diskrepanz intern an und stützt sich auf Anleitung und Vertrag als maßgebliche Dokumente; Details in Aktenstück 39.</w:t>
       </w:r>
     </w:p>
     <w:p>
@@ -193,10 +158,7 @@
         <w:pStyle w:val="Heading3"/>
       </w:pPr>
       <w:r>
-        <w:rPr>
-          <w:rFonts w:ascii="Times New Roman" w:hAnsi="Times New Roman"/>
-        </w:rPr>
-        <w:t>Punkt 2</w:t>
+        <w:t>KI</w:t>
       </w:r>
     </w:p>
     <w:p>
@@ -204,7 +166,15 @@
         <w:jc w:val="left"/>
       </w:pPr>
       <w:r>
-        <w:t>Im Gespräch mit Leonie Rottkamp, Bertram Kiendl und Jasper Rodenwald wurde deutlich, dass die Produktlinie nicht mit einer einzigen rechtlichen Schublade erfasst werden kann. Die Vellbruck Robotics GmbH liefert Hardware, Steuerungssoftware, Cloudfunktionen, Wartung und gelegentlich eine kundenspezifische Parametrisierung. Beim Betreiber Münchner Feinlogistik GmbH wurden Schutzfelder verändert, ohne dass klar ist, ob dies vom Admin-Panel gedeckt oder nur technisch möglich war. Der Pflegepilot im St.-Ludgerus-Klinikum München-Sendling verschärft die Lage, weil dort Sensorik, vulnerable Personen und medizinische Nähe zusammentreffen.</w:t>
+        <w:t>Die technisch korrekte Beschreibung (zentrale Updates, kein Online-Lernen) wird in alle Kundenunterlagen übernommen; sie ist auch für die KI-VO-Einstufung günstiger.</w:t>
+      </w:r>
+    </w:p>
+    <w:p>
+      <w:pPr>
+        <w:pStyle w:val="Heading3"/>
+      </w:pPr>
+      <w:r>
+        <w:t>Sicherheit</w:t>
       </w:r>
     </w:p>
     <w:p>
@@ -212,142 +182,7 @@
         <w:jc w:val="left"/>
       </w:pPr>
       <w:r>
-        <w:t>Für die anwaltliche Bearbeitung sollte zu diesem Punkt eine Belegspur angelegt werden: Dokument, Version, Datum, Verfasser, technische Quelle, rechtliche Relevanz und offene Rückfrage. Besonders gefährlich sind Formulierungen wie „selbstlernend“, „voll autonom“, „MDR-ready“, „sicher ohne Schutzzaun“ oder „keine personenbezogenen Daten“, wenn die technische Dokumentation das nicht trägt.</w:t>
-      </w:r>
-    </w:p>
-    <w:p>
-      <w:pPr>
-        <w:pStyle w:val="Heading3"/>
-      </w:pPr>
-      <w:r>
-        <w:rPr>
-          <w:rFonts w:ascii="Times New Roman" w:hAnsi="Times New Roman"/>
-        </w:rPr>
-        <w:t>Punkt 3</w:t>
-      </w:r>
-    </w:p>
-    <w:p>
-      <w:pPr>
-        <w:jc w:val="left"/>
-      </w:pPr>
-      <w:r>
-        <w:t>Im Gespräch mit Leonie Rottkamp, Bertram Kiendl und Jasper Rodenwald wurde deutlich, dass die Produktlinie nicht mit einer einzigen rechtlichen Schublade erfasst werden kann. Die Vellbruck Robotics GmbH liefert Hardware, Steuerungssoftware, Cloudfunktionen, Wartung und gelegentlich eine kundenspezifische Parametrisierung. Beim Betreiber Münchner Feinlogistik GmbH wurden Schutzfelder verändert, ohne dass klar ist, ob dies vom Admin-Panel gedeckt oder nur technisch möglich war. Der Pflegepilot im St.-Ludgerus-Klinikum München-Sendling verschärft die Lage, weil dort Sensorik, vulnerable Personen und medizinische Nähe zusammentreffen.</w:t>
-      </w:r>
-    </w:p>
-    <w:p>
-      <w:pPr>
-        <w:jc w:val="left"/>
-      </w:pPr>
-      <w:r>
-        <w:t>Für die anwaltliche Bearbeitung sollte zu diesem Punkt eine Belegspur angelegt werden: Dokument, Version, Datum, Verfasser, technische Quelle, rechtliche Relevanz und offene Rückfrage. Besonders gefährlich sind Formulierungen wie „selbstlernend“, „voll autonom“, „MDR-ready“, „sicher ohne Schutzzaun“ oder „keine personenbezogenen Daten“, wenn die technische Dokumentation das nicht trägt.</w:t>
-      </w:r>
-    </w:p>
-    <w:p>
-      <w:pPr>
-        <w:pStyle w:val="Heading3"/>
-      </w:pPr>
-      <w:r>
-        <w:rPr>
-          <w:rFonts w:ascii="Times New Roman" w:hAnsi="Times New Roman"/>
-        </w:rPr>
-        <w:t>Punkt 4</w:t>
-      </w:r>
-    </w:p>
-    <w:p>
-      <w:pPr>
-        <w:jc w:val="left"/>
-      </w:pPr>
-      <w:r>
-        <w:t>Im Gespräch mit Leonie Rottkamp, Bertram Kiendl und Jasper Rodenwald wurde deutlich, dass die Produktlinie nicht mit einer einzigen rechtlichen Schublade erfasst werden kann. Die Vellbruck Robotics GmbH liefert Hardware, Steuerungssoftware, Cloudfunktionen, Wartung und gelegentlich eine kundenspezifische Parametrisierung. Beim Betreiber Münchner Feinlogistik GmbH wurden Schutzfelder verändert, ohne dass klar ist, ob dies vom Admin-Panel gedeckt oder nur technisch möglich war. Der Pflegepilot im St.-Ludgerus-Klinikum München-Sendling verschärft die Lage, weil dort Sensorik, vulnerable Personen und medizinische Nähe zusammentreffen.</w:t>
-      </w:r>
-    </w:p>
-    <w:p>
-      <w:pPr>
-        <w:jc w:val="left"/>
-      </w:pPr>
-      <w:r>
-        <w:t>Für die anwaltliche Bearbeitung sollte zu diesem Punkt eine Belegspur angelegt werden: Dokument, Version, Datum, Verfasser, technische Quelle, rechtliche Relevanz und offene Rückfrage. Besonders gefährlich sind Formulierungen wie „selbstlernend“, „voll autonom“, „MDR-ready“, „sicher ohne Schutzzaun“ oder „keine personenbezogenen Daten“, wenn die technische Dokumentation das nicht trägt.</w:t>
-      </w:r>
-    </w:p>
-    <w:p>
-      <w:pPr>
-        <w:pStyle w:val="Heading3"/>
-      </w:pPr>
-      <w:r>
-        <w:rPr>
-          <w:rFonts w:ascii="Times New Roman" w:hAnsi="Times New Roman"/>
-        </w:rPr>
-        <w:t>Punkt 5</w:t>
-      </w:r>
-    </w:p>
-    <w:p>
-      <w:pPr>
-        <w:jc w:val="left"/>
-      </w:pPr>
-      <w:r>
-        <w:t>Im Gespräch mit Leonie Rottkamp, Bertram Kiendl und Jasper Rodenwald wurde deutlich, dass die Produktlinie nicht mit einer einzigen rechtlichen Schublade erfasst werden kann. Die Vellbruck Robotics GmbH liefert Hardware, Steuerungssoftware, Cloudfunktionen, Wartung und gelegentlich eine kundenspezifische Parametrisierung. Beim Betreiber Münchner Feinlogistik GmbH wurden Schutzfelder verändert, ohne dass klar ist, ob dies vom Admin-Panel gedeckt oder nur technisch möglich war. Der Pflegepilot im St.-Ludgerus-Klinikum München-Sendling verschärft die Lage, weil dort Sensorik, vulnerable Personen und medizinische Nähe zusammentreffen.</w:t>
-      </w:r>
-    </w:p>
-    <w:p>
-      <w:pPr>
-        <w:jc w:val="left"/>
-      </w:pPr>
-      <w:r>
-        <w:t>Für die anwaltliche Bearbeitung sollte zu diesem Punkt eine Belegspur angelegt werden: Dokument, Version, Datum, Verfasser, technische Quelle, rechtliche Relevanz und offene Rückfrage. Besonders gefährlich sind Formulierungen wie „selbstlernend“, „voll autonom“, „MDR-ready“, „sicher ohne Schutzzaun“ oder „keine personenbezogenen Daten“, wenn die technische Dokumentation das nicht trägt.</w:t>
-      </w:r>
-    </w:p>
-    <w:p>
-      <w:pPr>
-        <w:pStyle w:val="Heading3"/>
-      </w:pPr>
-      <w:r>
-        <w:rPr>
-          <w:rFonts w:ascii="Times New Roman" w:hAnsi="Times New Roman"/>
-        </w:rPr>
-        <w:t>Punkt 6</w:t>
-      </w:r>
-    </w:p>
-    <w:p>
-      <w:pPr>
-        <w:jc w:val="left"/>
-      </w:pPr>
-      <w:r>
-        <w:t>Im Gespräch mit Leonie Rottkamp, Bertram Kiendl und Jasper Rodenwald wurde deutlich, dass die Produktlinie nicht mit einer einzigen rechtlichen Schublade erfasst werden kann. Die Vellbruck Robotics GmbH liefert Hardware, Steuerungssoftware, Cloudfunktionen, Wartung und gelegentlich eine kundenspezifische Parametrisierung. Beim Betreiber Münchner Feinlogistik GmbH wurden Schutzfelder verändert, ohne dass klar ist, ob dies vom Admin-Panel gedeckt oder nur technisch möglich war. Der Pflegepilot im St.-Ludgerus-Klinikum München-Sendling verschärft die Lage, weil dort Sensorik, vulnerable Personen und medizinische Nähe zusammentreffen.</w:t>
-      </w:r>
-    </w:p>
-    <w:p>
-      <w:pPr>
-        <w:jc w:val="left"/>
-      </w:pPr>
-      <w:r>
-        <w:t>Für die anwaltliche Bearbeitung sollte zu diesem Punkt eine Belegspur angelegt werden: Dokument, Version, Datum, Verfasser, technische Quelle, rechtliche Relevanz und offene Rückfrage. Besonders gefährlich sind Formulierungen wie „selbstlernend“, „voll autonom“, „MDR-ready“, „sicher ohne Schutzzaun“ oder „keine personenbezogenen Daten“, wenn die technische Dokumentation das nicht trägt.</w:t>
-      </w:r>
-    </w:p>
-    <w:p>
-      <w:pPr>
-        <w:pStyle w:val="Heading3"/>
-      </w:pPr>
-      <w:r>
-        <w:rPr>
-          <w:rFonts w:ascii="Times New Roman" w:hAnsi="Times New Roman"/>
-        </w:rPr>
-        <w:t>Punkt 7</w:t>
-      </w:r>
-    </w:p>
-    <w:p>
-      <w:pPr>
-        <w:jc w:val="left"/>
-      </w:pPr>
-      <w:r>
-        <w:t>Im Gespräch mit Leonie Rottkamp, Bertram Kiendl und Jasper Rodenwald wurde deutlich, dass die Produktlinie nicht mit einer einzigen rechtlichen Schublade erfasst werden kann. Die Vellbruck Robotics GmbH liefert Hardware, Steuerungssoftware, Cloudfunktionen, Wartung und gelegentlich eine kundenspezifische Parametrisierung. Beim Betreiber Münchner Feinlogistik GmbH wurden Schutzfelder verändert, ohne dass klar ist, ob dies vom Admin-Panel gedeckt oder nur technisch möglich war. Der Pflegepilot im St.-Ludgerus-Klinikum München-Sendling verschärft die Lage, weil dort Sensorik, vulnerable Personen und medizinische Nähe zusammentreffen.</w:t>
-      </w:r>
-    </w:p>
-    <w:p>
-      <w:pPr>
-        <w:jc w:val="left"/>
-      </w:pPr>
-      <w:r>
-        <w:t>Für die anwaltliche Bearbeitung sollte zu diesem Punkt eine Belegspur angelegt werden: Dokument, Version, Datum, Verfasser, technische Quelle, rechtliche Relevanz und offene Rückfrage. Besonders gefährlich sind Formulierungen wie „selbstlernend“, „voll autonom“, „MDR-ready“, „sicher ohne Schutzzaun“ oder „keine personenbezogenen Daten“, wenn die technische Dokumentation das nicht trägt.</w:t>
+        <w:t>Diese Folie wird gesondert dokumentiert, weil sie die Sicherheitserwartung unmittelbar prägt; die Bildunterschrift widerspricht der eigenen Risikobeurteilung.</w:t>
       </w:r>
     </w:p>
     <w:p>
@@ -366,7 +201,7 @@
         <w:pStyle w:val="ListBullet"/>
       </w:pPr>
       <w:r>
-        <w:t>Welche Firmware war am Unfalltag tatsächlich aktiv?</w:t>
+        <w:t>Welche Kunden haben die Q1-Folien erhalten?</w:t>
       </w:r>
     </w:p>
     <w:p>
@@ -374,7 +209,7 @@
         <w:pStyle w:val="ListBullet"/>
       </w:pPr>
       <w:r>
-        <w:t>Welche Zweckbestimmung steht in der final ausgelieferten Anleitung?</w:t>
+        <w:t>Wurden Autonomie-Aussagen auch vertraglich zugesichert?</w:t>
       </w:r>
     </w:p>
     <w:p>
@@ -382,23 +217,7 @@
         <w:pStyle w:val="ListBullet"/>
       </w:pPr>
       <w:r>
-        <w:t>Welche Schutzfeldänderungen waren technisch möglich und vertraglich erlaubt?</w:t>
-      </w:r>
-    </w:p>
-    <w:p>
-      <w:pPr>
-        <w:pStyle w:val="ListBullet"/>
-      </w:pPr>
-      <w:r>
-        <w:t>Welche personenbezogenen Daten werden lokal, in der Cloud und in Supporttickets verarbeitet?</w:t>
-      </w:r>
-    </w:p>
-    <w:p>
-      <w:pPr>
-        <w:pStyle w:val="ListBullet"/>
-      </w:pPr>
-      <w:r>
-        <w:t>Welche Aussagen wurden gegenüber Kunden, Behörde und Versicherer bereits gemacht?</w:t>
+        <w:t>Wer hat die Folien inhaltlich verantwortet?</w:t>
       </w:r>
     </w:p>
     <w:sectPr>
